--- a/src/tests/sample_arabic_document.docx
+++ b/src/tests/sample_arabic_document.docx
@@ -4,70 +4,156 @@
   <w:body>
     <w:p>
       <w:pPr>
-        <w:pStyle w:val="Title"/>
+        <w:pStyle w:val="Heading1"/>
+        <w:jc w:val="center"/>
       </w:pPr>
       <w:r>
-        <w:t>نموذج وثيقة عربية للاختبار</w:t>
-      </w:r>
-    </w:p>
-    <w:p>
-      <w:r>
-        <w:t xml:space="preserve">مرحباً، اسمي أحمد محمد علي وأعمل في شركة التقنية المتقدمة في الرياض. </w:t>
-      </w:r>
-      <w:r>
-        <w:t xml:space="preserve">رقم هاتفي هو 0501234567 وبريدي الإلكتروني هو ahmed.ali@techco.sa. </w:t>
-      </w:r>
-      <w:r>
-        <w:t>عمري 32 سنة وأقيم في حي النرجس، شارع الملك فهد رقم 123.</w:t>
-      </w:r>
-    </w:p>
-    <w:p>
-      <w:r>
-        <w:t xml:space="preserve">أعمل مع زميلي سارة أحمد التي يمكن الوصول إليها على الرقم 0509876543 </w:t>
-      </w:r>
-      <w:r>
-        <w:t xml:space="preserve">أو عبر البريد الإلكتروني sara.ahmed@techco.sa. </w:t>
-      </w:r>
-      <w:r>
-        <w:t>نحن نعمل في مشروع مهم يتطلب السرية التامة.</w:t>
-      </w:r>
-    </w:p>
-    <w:p>
-      <w:r>
-        <w:t xml:space="preserve">رقم هويتي الوطنية هو 1234567890 ورقم حسابي البنكي هو 1234-5678-9012-3456. </w:t>
-      </w:r>
-      <w:r>
-        <w:t xml:space="preserve">تاريخ ميلادي هو 15/03/1992 ومحل إقامتي الحالي في مدينة الرياض، </w:t>
-      </w:r>
-      <w:r>
-        <w:t>المملكة العربية السعودية، الرمز البريدي 12345.</w:t>
+        <w:t>Arabic Sample Document</w:t>
       </w:r>
     </w:p>
     <w:p>
       <w:pPr>
-        <w:pStyle w:val="Heading1"/>
+        <w:pStyle w:val="Heading2"/>
+        <w:jc w:val="right"/>
       </w:pPr>
       <w:r>
-        <w:t>معلومات الاتصال الإضافية</w:t>
+        <w:t>معلومات شخصية</w:t>
       </w:r>
     </w:p>
     <w:p>
+      <w:pPr>
+        <w:jc w:val="right"/>
+      </w:pPr>
       <w:r>
-        <w:t>للتواصل الطارئ: الدكtor خالد محمود - هاتف: 0112345678</w:t>
-      </w:r>
-      <w:r>
-        <w:t xml:space="preserve"> | البريد الإلكتروني: dr.khalid@hospital.sa</w:t>
+        <w:rPr>
+          <w:b/>
+        </w:rPr>
+        <w:t>الاسم: أحمد محمد علي</w:t>
       </w:r>
     </w:p>
     <w:p>
+      <w:pPr>
+        <w:jc w:val="right"/>
+      </w:pPr>
       <w:r>
-        <w:t xml:space="preserve">العنوان المفصل: المملكة العربية السعودية، منطقة الرياض، </w:t>
+        <w:t>رقم الهاتف: 0123456789</w:t>
       </w:r>
+    </w:p>
+    <w:p>
+      <w:pPr>
+        <w:jc w:val="right"/>
+      </w:pPr>
       <w:r>
-        <w:t xml:space="preserve">مدينة الرياض، حي العليا، شارع العروبة، مبنى رقم 456، </w:t>
+        <w:t>البريد الإلكتروني: ahmed.ali@example.com</w:t>
       </w:r>
+    </w:p>
+    <w:p>
+      <w:pPr>
+        <w:jc w:val="right"/>
+      </w:pPr>
       <w:r>
-        <w:t>الطابق الثالث، شقة رقم 12.</w:t>
+        <w:t>العنوان: شارع النيل، القاهرة، مصر</w:t>
+      </w:r>
+    </w:p>
+    <w:p>
+      <w:pPr>
+        <w:jc w:val="right"/>
+      </w:pPr>
+      <w:r>
+        <w:t>رقم البطاقة: 28501011234567</w:t>
+      </w:r>
+    </w:p>
+    <w:p/>
+    <w:p>
+      <w:pPr>
+        <w:pStyle w:val="Heading2"/>
+        <w:jc w:val="right"/>
+      </w:pPr>
+      <w:r>
+        <w:t>معلومات العمل:</w:t>
+      </w:r>
+    </w:p>
+    <w:p>
+      <w:pPr>
+        <w:jc w:val="right"/>
+      </w:pPr>
+      <w:r>
+        <w:t>الشركة: شركة التكنولوجيا المتقدمة</w:t>
+      </w:r>
+    </w:p>
+    <w:p>
+      <w:pPr>
+        <w:jc w:val="right"/>
+      </w:pPr>
+      <w:r>
+        <w:t>المنصب: مهندس برمجيات</w:t>
+      </w:r>
+    </w:p>
+    <w:p>
+      <w:pPr>
+        <w:jc w:val="right"/>
+      </w:pPr>
+      <w:r>
+        <w:t>تاريخ الميلاد: 15 يناير 1985</w:t>
+      </w:r>
+    </w:p>
+    <w:p/>
+    <w:p>
+      <w:pPr>
+        <w:pStyle w:val="Heading2"/>
+        <w:jc w:val="right"/>
+      </w:pPr>
+      <w:r>
+        <w:t>جهات الاتصال:</w:t>
+      </w:r>
+    </w:p>
+    <w:p>
+      <w:pPr>
+        <w:jc w:val="right"/>
+      </w:pPr>
+      <w:r>
+        <w:t>الاسم: فاطمة حسن</w:t>
+      </w:r>
+    </w:p>
+    <w:p>
+      <w:pPr>
+        <w:jc w:val="right"/>
+      </w:pPr>
+      <w:r>
+        <w:t>الهاتف: 0198765432</w:t>
+      </w:r>
+    </w:p>
+    <w:p>
+      <w:pPr>
+        <w:jc w:val="right"/>
+      </w:pPr>
+      <w:r>
+        <w:t>العنوان: الجيزة، مصر</w:t>
+      </w:r>
+    </w:p>
+    <w:p/>
+    <w:p>
+      <w:pPr>
+        <w:jc w:val="right"/>
+      </w:pPr>
+      <w:r>
+        <w:t>المدينة: القاهرة</w:t>
+      </w:r>
+    </w:p>
+    <w:p>
+      <w:pPr>
+        <w:jc w:val="right"/>
+      </w:pPr>
+      <w:r>
+        <w:t>الرمز البريدي: 11511</w:t>
+      </w:r>
+    </w:p>
+    <w:p>
+      <w:pPr>
+        <w:jc w:val="right"/>
+      </w:pPr>
+      <w:r>
+        <w:t>الجنسية: مصري</w:t>
       </w:r>
     </w:p>
     <w:sectPr>
